--- a/tests/fixtures/formatting/wrong_F_5_indent.docx
+++ b/tests/fixtures/formatting/wrong_F_5_indent.docx
@@ -1348,7 +1348,6 @@
         <w:rPr>
           <w:rFonts w:cs="Times New Roman"/>
           <w:szCs w:val="28"/>
-          <w:lang w:val="en-US"/>
         </w:rPr>
         <w:t xml:space="preserve">1.3. </w:t>
       </w:r>
